--- a/docs/project1_progress_report/Project_Summary_ProjectI_with_Explanation.docx
+++ b/docs/project1_progress_report/Project_Summary_ProjectI_with_Explanation.docx
@@ -167,8 +167,8 @@
         </w:tc>
         <w:tc>
           <w:tcPr>
-            <w:tcW w:type="dxa" w:w="5750"/>
-            <w:gridSpan w:val="6"/>
+            <w:tcW w:type="dxa" w:w="6708"/>
+            <w:gridSpan w:val="7"/>
             <w:tcBorders>
               <w:top w:val="single" w:color="000000" w:sz="4"/>
               <w:left w:val="single" w:color="000000" w:sz="4"/>
@@ -195,8 +195,8 @@
         </w:tc>
         <w:tc>
           <w:tcPr>
-            <w:tcW w:type="dxa" w:w="5748"/>
-            <w:gridSpan w:val="6"/>
+            <w:tcW w:type="dxa" w:w="4790"/>
+            <w:gridSpan w:val="5"/>
             <w:tcBorders>
               <w:top w:val="single" w:color="000000" w:sz="4"/>
               <w:left w:val="single" w:color="000000" w:sz="4"/>
@@ -273,7 +273,7 @@
                 <w:sz w:val="22"/>
                 <w:szCs w:val="22"/>
               </w:rPr>
-              <w:t xml:space="preserve">Jul.</w:t>
+              <w:t xml:space="preserve">Jun.</w:t>
             </w:r>
           </w:p>
         </w:tc>
@@ -300,7 +300,7 @@
                 <w:sz w:val="22"/>
                 <w:szCs w:val="22"/>
               </w:rPr>
-              <w:t xml:space="preserve">Aug.</w:t>
+              <w:t xml:space="preserve">Jul.</w:t>
             </w:r>
           </w:p>
         </w:tc>
@@ -327,7 +327,7 @@
                 <w:sz w:val="22"/>
                 <w:szCs w:val="22"/>
               </w:rPr>
-              <w:t xml:space="preserve">Sep.</w:t>
+              <w:t xml:space="preserve">Aug.</w:t>
             </w:r>
           </w:p>
         </w:tc>
@@ -354,7 +354,7 @@
                 <w:sz w:val="22"/>
                 <w:szCs w:val="22"/>
               </w:rPr>
-              <w:t xml:space="preserve">Oct.</w:t>
+              <w:t xml:space="preserve">Sep.</w:t>
             </w:r>
           </w:p>
         </w:tc>
@@ -381,7 +381,7 @@
                 <w:sz w:val="22"/>
                 <w:szCs w:val="22"/>
               </w:rPr>
-              <w:t xml:space="preserve">Nov.</w:t>
+              <w:t xml:space="preserve">Oct.</w:t>
             </w:r>
           </w:p>
         </w:tc>
@@ -408,7 +408,7 @@
                 <w:sz w:val="22"/>
                 <w:szCs w:val="22"/>
               </w:rPr>
-              <w:t xml:space="preserve">Dec.</w:t>
+              <w:t xml:space="preserve">Nov.</w:t>
             </w:r>
           </w:p>
         </w:tc>
@@ -435,7 +435,7 @@
                 <w:sz w:val="22"/>
                 <w:szCs w:val="22"/>
               </w:rPr>
-              <w:t xml:space="preserve">Jan.</w:t>
+              <w:t xml:space="preserve">Dec.</w:t>
             </w:r>
           </w:p>
         </w:tc>
@@ -462,7 +462,7 @@
                 <w:sz w:val="22"/>
                 <w:szCs w:val="22"/>
               </w:rPr>
-              <w:t xml:space="preserve">Feb.</w:t>
+              <w:t xml:space="preserve">Jan.</w:t>
             </w:r>
           </w:p>
         </w:tc>
@@ -489,7 +489,7 @@
                 <w:sz w:val="22"/>
                 <w:szCs w:val="22"/>
               </w:rPr>
-              <w:t xml:space="preserve">Mar.</w:t>
+              <w:t xml:space="preserve">Feb.</w:t>
             </w:r>
           </w:p>
         </w:tc>
@@ -516,7 +516,7 @@
                 <w:sz w:val="22"/>
                 <w:szCs w:val="22"/>
               </w:rPr>
-              <w:t xml:space="preserve">Apr.</w:t>
+              <w:t xml:space="preserve">Mar.</w:t>
             </w:r>
           </w:p>
         </w:tc>
@@ -543,7 +543,7 @@
                 <w:sz w:val="22"/>
                 <w:szCs w:val="22"/>
               </w:rPr>
-              <w:t xml:space="preserve">May.</w:t>
+              <w:t xml:space="preserve">Apr.</w:t>
             </w:r>
           </w:p>
         </w:tc>
@@ -570,7 +570,7 @@
                 <w:sz w:val="22"/>
                 <w:szCs w:val="22"/>
               </w:rPr>
-              <w:t xml:space="preserve">Jun.</w:t>
+              <w:t xml:space="preserve">May.</w:t>
             </w:r>
           </w:p>
         </w:tc>
@@ -809,7 +809,7 @@
                 <w:sz w:val="22"/>
                 <w:szCs w:val="22"/>
               </w:rPr>
-              <w:t xml:space="preserve">100%</w:t>
+              <w:t xml:space="preserve">40%</w:t>
             </w:r>
           </w:p>
         </w:tc>
@@ -1352,8 +1352,8 @@
         </w:tc>
         <w:tc>
           <w:tcPr>
-            <w:tcW w:type="dxa" w:w="5748"/>
-            <w:gridSpan w:val="6"/>
+            <w:tcW w:type="dxa" w:w="4790"/>
+            <w:gridSpan w:val="5"/>
             <w:tcBorders>
               <w:top w:val="single" w:color="000000" w:sz="4"/>
               <w:left w:val="single" w:color="000000" w:sz="4"/>
@@ -1361,6 +1361,19 @@
               <w:right w:val="single" w:color="000000" w:sz="4"/>
             </w:tcBorders>
             <w:shd w:fill="404040" w:color="auto" w:val="clear"/>
+            <w:vAlign w:val="center"/>
+          </w:tcPr>
+          <w:p/>
+        </w:tc>
+        <w:tc>
+          <w:tcPr>
+            <w:tcW w:type="dxa" w:w="958"/>
+            <w:tcBorders>
+              <w:top w:val="single" w:color="000000" w:sz="4"/>
+              <w:left w:val="single" w:color="000000" w:sz="4"/>
+              <w:bottom w:val="single" w:color="000000" w:sz="4"/>
+              <w:right w:val="single" w:color="000000" w:sz="4"/>
+            </w:tcBorders>
             <w:vAlign w:val="center"/>
           </w:tcPr>
           <w:p/>
@@ -1458,8 +1471,8 @@
         </w:tc>
         <w:tc>
           <w:tcPr>
-            <w:tcW w:type="dxa" w:w="7664"/>
-            <w:gridSpan w:val="8"/>
+            <w:tcW w:type="dxa" w:w="3832"/>
+            <w:gridSpan w:val="4"/>
             <w:tcBorders>
               <w:top w:val="single" w:color="000000" w:sz="4"/>
               <w:left w:val="single" w:color="000000" w:sz="4"/>
@@ -1512,6 +1525,58 @@
           </w:tcPr>
           <w:p/>
         </w:tc>
+        <w:tc>
+          <w:tcPr>
+            <w:tcW w:type="dxa" w:w="958"/>
+            <w:tcBorders>
+              <w:top w:val="single" w:color="000000" w:sz="4"/>
+              <w:left w:val="single" w:color="000000" w:sz="4"/>
+              <w:bottom w:val="single" w:color="000000" w:sz="4"/>
+              <w:right w:val="single" w:color="000000" w:sz="4"/>
+            </w:tcBorders>
+            <w:vAlign w:val="center"/>
+          </w:tcPr>
+          <w:p/>
+        </w:tc>
+        <w:tc>
+          <w:tcPr>
+            <w:tcW w:type="dxa" w:w="958"/>
+            <w:tcBorders>
+              <w:top w:val="single" w:color="000000" w:sz="4"/>
+              <w:left w:val="single" w:color="000000" w:sz="4"/>
+              <w:bottom w:val="single" w:color="000000" w:sz="4"/>
+              <w:right w:val="single" w:color="000000" w:sz="4"/>
+            </w:tcBorders>
+            <w:vAlign w:val="center"/>
+          </w:tcPr>
+          <w:p/>
+        </w:tc>
+        <w:tc>
+          <w:tcPr>
+            <w:tcW w:type="dxa" w:w="958"/>
+            <w:tcBorders>
+              <w:top w:val="single" w:color="000000" w:sz="4"/>
+              <w:left w:val="single" w:color="000000" w:sz="4"/>
+              <w:bottom w:val="single" w:color="000000" w:sz="4"/>
+              <w:right w:val="single" w:color="000000" w:sz="4"/>
+            </w:tcBorders>
+            <w:vAlign w:val="center"/>
+          </w:tcPr>
+          <w:p/>
+        </w:tc>
+        <w:tc>
+          <w:tcPr>
+            <w:tcW w:type="dxa" w:w="958"/>
+            <w:tcBorders>
+              <w:top w:val="single" w:color="000000" w:sz="4"/>
+              <w:left w:val="single" w:color="000000" w:sz="4"/>
+              <w:bottom w:val="single" w:color="000000" w:sz="4"/>
+              <w:right w:val="single" w:color="000000" w:sz="4"/>
+            </w:tcBorders>
+            <w:vAlign w:val="center"/>
+          </w:tcPr>
+          <w:p/>
+        </w:tc>
       </w:tr>
       <w:tr>
         <w:tc>
@@ -1723,34 +1788,8 @@
         </w:tc>
         <w:tc>
           <w:tcPr>
-            <w:tcW w:type="dxa" w:w="958"/>
-            <w:tcBorders>
-              <w:top w:val="single" w:color="000000" w:sz="4"/>
-              <w:left w:val="single" w:color="000000" w:sz="4"/>
-              <w:bottom w:val="single" w:color="000000" w:sz="4"/>
-              <w:right w:val="single" w:color="000000" w:sz="4"/>
-            </w:tcBorders>
-            <w:vAlign w:val="center"/>
-          </w:tcPr>
-          <w:p/>
-        </w:tc>
-        <w:tc>
-          <w:tcPr>
-            <w:tcW w:type="dxa" w:w="958"/>
-            <w:tcBorders>
-              <w:top w:val="single" w:color="000000" w:sz="4"/>
-              <w:left w:val="single" w:color="000000" w:sz="4"/>
-              <w:bottom w:val="single" w:color="000000" w:sz="4"/>
-              <w:right w:val="single" w:color="000000" w:sz="4"/>
-            </w:tcBorders>
-            <w:vAlign w:val="center"/>
-          </w:tcPr>
-          <w:p/>
-        </w:tc>
-        <w:tc>
-          <w:tcPr>
-            <w:tcW w:type="dxa" w:w="2874"/>
-            <w:gridSpan w:val="3"/>
+            <w:tcW w:type="dxa" w:w="4790"/>
+            <w:gridSpan w:val="5"/>
             <w:tcBorders>
               <w:top w:val="single" w:color="000000" w:sz="4"/>
               <w:left w:val="single" w:color="000000" w:sz="4"/>
@@ -1773,7 +1812,7 @@
                 <w:sz w:val="22"/>
                 <w:szCs w:val="22"/>
               </w:rPr>
-              <w:t xml:space="preserve">0%</w:t>
+              <w:t xml:space="preserve">20%</w:t>
             </w:r>
           </w:p>
         </w:tc>
@@ -2103,7 +2142,7 @@
                 <w:sz w:val="22"/>
                 <w:szCs w:val="22"/>
               </w:rPr>
-              <w:t xml:space="preserve">0%</w:t>
+              <w:t xml:space="preserve">20%</w:t>
             </w:r>
           </w:p>
         </w:tc>
@@ -2484,7 +2523,7 @@
                 <w:sz w:val="19"/>
                 <w:szCs w:val="19"/>
               </w:rPr>
-              <w:t xml:space="preserve">ออกแบบ 100% - Figma</w:t>
+              <w:t xml:space="preserve">ออกแบบ 40% - Figma</w:t>
             </w:r>
           </w:p>
           <w:p>
@@ -2538,7 +2577,7 @@
                 <w:sz w:val="19"/>
                 <w:szCs w:val="19"/>
               </w:rPr>
-              <w:t xml:space="preserve">ยังไม่เริ่ม 0% - Next.js/Tailwind, Docker</w:t>
+              <w:t xml:space="preserve">Frontend/Testing 20% - Next.js/Tailwind, Docker</w:t>
             </w:r>
           </w:p>
         </w:tc>
@@ -2587,7 +2626,7 @@
                 <w:sz w:val="19"/>
                 <w:szCs w:val="19"/>
               </w:rPr>
-              <w:t xml:space="preserve">ขั้นตอน 1 (100%): รวบรวม requirements, ออกแบบ user workflow, wireframe บน Figma (Sign In, Dashboard, Case Workflow)</w:t>
+              <w:t xml:space="preserve">ขั้นตอน 1 (40%): รวบรวม requirements, ออกแบบ user workflow, wireframe บน Figma (Sign In, Dashboard, Case Workflow)</w:t>
             </w:r>
           </w:p>
           <w:p>
@@ -2624,6 +2663,24 @@
                 <w:szCs w:val="19"/>
               </w:rPr>
               <w:t xml:space="preserve">ขั้นตอน 3 (40%): วางโครงสร้าง FastAPI, ออกแบบ DB schema, ร่าง REST endpoint แรก</w:t>
+            </w:r>
+          </w:p>
+          <w:p>
+            <w:pPr>
+              <w:pStyle w:val="ListParagraph"/>
+              <w:numPr>
+                <w:ilvl w:val="0"/>
+                <w:numId w:val="2"/>
+              </w:numPr>
+              <w:spacing w:after="25" w:line="250"/>
+            </w:pPr>
+            <w:r>
+              <w:rPr>
+                <w:rFonts w:ascii="TH Sarabun New" w:cs="TH Sarabun New" w:eastAsia="TH Sarabun New" w:hAnsi="TH Sarabun New"/>
+                <w:sz w:val="19"/>
+                <w:szCs w:val="19"/>
+              </w:rPr>
+              <w:t xml:space="preserve">ขั้นตอน 4-5 (20%): เริ่มวางแผนโครงสร้าง Frontend และแนวทาง Integration Testing เบื้องต้น</w:t>
             </w:r>
           </w:p>
         </w:tc>
